--- a/public/corona_quickstart.docx
+++ b/public/corona_quickstart.docx
@@ -13,18 +13,24 @@
         <w:rPr>
           <w:noProof/>
         </w:rPr>
-        <w:t>CORONA QUICK START</w:t>
-      </w:r>
-      <w:r>
-        <w:rPr>
-          <w:noProof/>
-        </w:rPr>
-        <w:t xml:space="preserve"> FOR AZURE</w:t>
-      </w:r>
-    </w:p>
-    <w:p>
-      <w:r>
-        <w:t>THIS GUIDE EXPLAINS HOW TO SET UP CORONA ON A VIRTUAL MACHINE IN AZURE</w:t>
+        <w:t>REVOLUTION</w:t>
+      </w:r>
+      <w:r>
+        <w:rPr>
+          <w:noProof/>
+        </w:rPr>
+        <w:t xml:space="preserve"> QUICK START</w:t>
+      </w:r>
+      <w:r>
+        <w:rPr>
+          <w:noProof/>
+        </w:rPr>
+        <w:t xml:space="preserve"> </w:t>
+      </w:r>
+    </w:p>
+    <w:p>
+      <w:r>
+        <w:t>SET UP YOUR OWN REVOLUTION ON QUICK START AND AZURE</w:t>
       </w:r>
     </w:p>
     <w:p/>
@@ -78,18 +84,6 @@
         </w:rPr>
         <w:t xml:space="preserve">56 CORES 112 THREADS </w:t>
       </w:r>
-    </w:p>
-    <w:p>
-      <w:r>
-        <w:t>EXPLORING THOSE FREE MACHINES OUT THERE.</w:t>
-      </w:r>
-    </w:p>
-    <w:p>
-      <w:pPr>
-        <w:rPr>
-          <w:noProof/>
-        </w:rPr>
-      </w:pPr>
     </w:p>
     <w:p>
       <w:pPr>
@@ -191,7 +185,20 @@
         <w:rPr>
           <w:noProof/>
         </w:rPr>
-        <w:t>INSTALL CORONA ON THE VIRTUAL MACHINE</w:t>
+        <w:lastRenderedPageBreak/>
+        <w:t xml:space="preserve">INSTALL </w:t>
+      </w:r>
+      <w:r>
+        <w:rPr>
+          <w:noProof/>
+        </w:rPr>
+        <w:t>REVOLUTION</w:t>
+      </w:r>
+      <w:r>
+        <w:rPr>
+          <w:noProof/>
+        </w:rPr>
+        <w:t xml:space="preserve"> ON THE VIRTUAL MACHINE</w:t>
       </w:r>
     </w:p>
     <w:p>
@@ -224,15 +231,18 @@
         </w:rPr>
         <w:t xml:space="preserve">go to the </w:t>
       </w:r>
-      <w:hyperlink r:id="rId8" w:history="1">
-        <w:r>
-          <w:rPr>
-            <w:rStyle w:val="Hyperlink"/>
-            <w:noProof/>
-          </w:rPr>
-          <w:t>https://countryvideogames.com/corona</w:t>
-        </w:r>
-      </w:hyperlink>
+      <w:r>
+        <w:rPr>
+          <w:noProof/>
+        </w:rPr>
+        <w:t>https://countryvideogames.com/</w:t>
+      </w:r>
+      <w:r>
+        <w:rPr>
+          <w:noProof/>
+        </w:rPr>
+        <w:t>revolutionabout</w:t>
+      </w:r>
       <w:r>
         <w:rPr>
           <w:noProof/>
@@ -284,7 +294,7 @@
                     <pic:cNvPicPr/>
                   </pic:nvPicPr>
                   <pic:blipFill>
-                    <a:blip r:embed="rId9"/>
+                    <a:blip r:embed="rId8"/>
                     <a:stretch>
                       <a:fillRect/>
                     </a:stretch>
@@ -349,6 +359,46 @@
       </w:r>
     </w:p>
     <w:p>
+      <w:r>
+        <w:drawing>
+          <wp:inline distT="0" distB="0" distL="0" distR="0" wp14:anchorId="2753533C" wp14:editId="72AB61B3">
+            <wp:extent cx="5943600" cy="3141345"/>
+            <wp:effectExtent l="0" t="0" r="0" b="1905"/>
+            <wp:docPr id="1645990607" name="Picture 1" descr="A computer screen shot of a computer screen&#10;&#10;AI-generated content may be incorrect."/>
+            <wp:cNvGraphicFramePr>
+              <a:graphicFrameLocks xmlns:a="http://schemas.openxmlformats.org/drawingml/2006/main" noChangeAspect="1"/>
+            </wp:cNvGraphicFramePr>
+            <a:graphic xmlns:a="http://schemas.openxmlformats.org/drawingml/2006/main">
+              <a:graphicData uri="http://schemas.openxmlformats.org/drawingml/2006/picture">
+                <pic:pic xmlns:pic="http://schemas.openxmlformats.org/drawingml/2006/picture">
+                  <pic:nvPicPr>
+                    <pic:cNvPr id="1645990607" name="Picture 1" descr="A computer screen shot of a computer screen&#10;&#10;AI-generated content may be incorrect."/>
+                    <pic:cNvPicPr/>
+                  </pic:nvPicPr>
+                  <pic:blipFill>
+                    <a:blip r:embed="rId9"/>
+                    <a:stretch>
+                      <a:fillRect/>
+                    </a:stretch>
+                  </pic:blipFill>
+                  <pic:spPr>
+                    <a:xfrm>
+                      <a:off x="0" y="0"/>
+                      <a:ext cx="5943600" cy="3141345"/>
+                    </a:xfrm>
+                    <a:prstGeom prst="rect">
+                      <a:avLst/>
+                    </a:prstGeom>
+                  </pic:spPr>
+                </pic:pic>
+              </a:graphicData>
+            </a:graphic>
+          </wp:inline>
+        </w:drawing>
+      </w:r>
+    </w:p>
+    <w:p/>
+    <w:p>
       <w:pPr>
         <w:pStyle w:val="ListParagraph"/>
         <w:numPr>
@@ -359,8 +409,10 @@
       <w:r>
         <w:t>OPEN THE PORT ON THE VM ITSELF</w:t>
       </w:r>
-    </w:p>
-    <w:p/>
+      <w:r>
+        <w:t>.  LOG INTO THE VM YOU CREATED, THEN, ACCESS WINDOWS FIREWALL AND ADVANCED SETTINGS</w:t>
+      </w:r>
+    </w:p>
     <w:p>
       <w:r>
         <w:rPr>
@@ -403,17 +455,6 @@
         </w:drawing>
       </w:r>
     </w:p>
-    <w:p/>
-    <w:p/>
-    <w:p/>
-    <w:p/>
-    <w:p/>
-    <w:p/>
-    <w:p/>
-    <w:p/>
-    <w:p/>
-    <w:p/>
-    <w:p/>
     <w:p>
       <w:pPr>
         <w:pStyle w:val="Heading1"/>
@@ -425,12 +466,18 @@
     </w:p>
     <w:p>
       <w:r>
-        <w:t>CORONA has the MFA ceremony built in for login, account creation and secret code send.  Email rather than mobile is used, for the moment, although plans are there to support both.</w:t>
-      </w:r>
-    </w:p>
-    <w:p>
-      <w:r>
-        <w:t>CORONA will check the environment variable first for the SendGrid secret.</w:t>
+        <w:t>REVOLUTION</w:t>
+      </w:r>
+      <w:r>
+        <w:t xml:space="preserve"> has the MFA ceremony built in for login, account creation and secret code send.  Email rather than mobile is used, for the moment, although plans are there to support both.</w:t>
+      </w:r>
+    </w:p>
+    <w:p>
+      <w:r>
+        <w:t>REVOLUTION</w:t>
+      </w:r>
+      <w:r>
+        <w:t xml:space="preserve"> will check the environment variable first for the SendGrid secret.</w:t>
       </w:r>
     </w:p>
     <w:p>
@@ -438,9 +485,16 @@
         <w:t>SendGrid is used to send emails.</w:t>
       </w:r>
     </w:p>
-    <w:p/>
-    <w:p>
-      <w:r>
+    <w:p>
+      <w:r>
+        <w:t>If you have never used SendGrid, you can create a free or cheap account and get an api key for it.  That API KEY goes into an environment variable.</w:t>
+      </w:r>
+    </w:p>
+    <w:p>
+      <w:r>
+        <w:rPr>
+          <w:noProof/>
+        </w:rPr>
         <w:drawing>
           <wp:inline distT="0" distB="0" distL="0" distR="0" wp14:anchorId="6CDF2265" wp14:editId="47376464">
             <wp:extent cx="5943600" cy="3343275"/>
@@ -492,21 +546,12 @@
         <w:pStyle w:val="Heading1"/>
       </w:pPr>
       <w:r>
-        <w:lastRenderedPageBreak/>
         <w:t>EXAMINE THE SERVER DIRECTORY</w:t>
       </w:r>
     </w:p>
     <w:p>
       <w:r>
-        <w:t xml:space="preserve">NOTICE THERE ARE TWO SETS </w:t>
-      </w:r>
-      <w:proofErr w:type="gramStart"/>
-      <w:r>
-        <w:t>OF .JSON</w:t>
-      </w:r>
-      <w:proofErr w:type="gramEnd"/>
-      <w:r>
-        <w:t xml:space="preserve"> FILES. </w:t>
+        <w:t xml:space="preserve">NOTICE THERE ARE TWO SETS OF .JSON FILES. </w:t>
       </w:r>
     </w:p>
     <w:p>
@@ -516,12 +561,7 @@
     </w:p>
     <w:p>
       <w:r>
-        <w:t>*_SCHEMA.JSON – A SCHEMA REFERENCED BY CONFIG.JSON.  ALSO NOTE THAT DATABASE FILES CAN BE PLACED ANYWHERE.</w:t>
-      </w:r>
-    </w:p>
-    <w:p>
-      <w:r>
-        <w:t>CORONA SUPPORTS ONE DATABASE AT A TIME.</w:t>
+        <w:t xml:space="preserve">*_SCHEMA.JSON – A SCHEMA REFERENCED BY CONFIG.JSON.  </w:t>
       </w:r>
     </w:p>
     <w:p>
@@ -577,54 +617,20 @@
       </w:pPr>
       <w:r>
         <w:lastRenderedPageBreak/>
-        <w:t>CONFIGURE CONFIG.JSON</w:t>
-      </w:r>
-    </w:p>
-    <w:p>
-      <w:proofErr w:type="spellStart"/>
-      <w:r>
-        <w:t>SenderName</w:t>
-      </w:r>
-      <w:proofErr w:type="spellEnd"/>
-      <w:r>
-        <w:t xml:space="preserve">, </w:t>
-      </w:r>
-      <w:proofErr w:type="spellStart"/>
-      <w:r>
-        <w:t>SenderEmail</w:t>
-      </w:r>
-      <w:proofErr w:type="spellEnd"/>
-      <w:r>
-        <w:t xml:space="preserve">, and </w:t>
-      </w:r>
-      <w:proofErr w:type="spellStart"/>
-      <w:r>
-        <w:t>UserConfirmationTitle</w:t>
-      </w:r>
-      <w:proofErr w:type="spellEnd"/>
-      <w:r>
-        <w:t xml:space="preserve"> are used to create the body of the email(s) being sent.  Change those to you.  </w:t>
-      </w:r>
-    </w:p>
-    <w:p>
-      <w:r>
-        <w:t xml:space="preserve">Server </w:t>
-      </w:r>
-      <w:proofErr w:type="spellStart"/>
-      <w:r>
-        <w:t>Listen_Point</w:t>
-      </w:r>
-      <w:proofErr w:type="spellEnd"/>
-      <w:r>
-        <w:t xml:space="preserve"> is the </w:t>
-      </w:r>
-      <w:proofErr w:type="gramStart"/>
-      <w:r>
-        <w:t>bind</w:t>
-      </w:r>
-      <w:proofErr w:type="gramEnd"/>
-      <w:r>
-        <w:t xml:space="preserve"> to.  The port in this URL </w:t>
+        <w:t xml:space="preserve">EDIT </w:t>
+      </w:r>
+      <w:r>
+        <w:t>CONFIG.JSON</w:t>
+      </w:r>
+    </w:p>
+    <w:p>
+      <w:r>
+        <w:t xml:space="preserve">SenderName, SenderEmail, and UserConfirmationTitle are used to create the body of the email(s) being sent.  Change those to you.  </w:t>
+      </w:r>
+    </w:p>
+    <w:p>
+      <w:r>
+        <w:t xml:space="preserve">Server Listen_Point is the bind to.  The port in this URL </w:t>
       </w:r>
       <w:r>
         <w:rPr>
@@ -634,97 +640,60 @@
         <w:t>MUST</w:t>
       </w:r>
       <w:r>
-        <w:t xml:space="preserve"> be specified, even if </w:t>
-      </w:r>
-      <w:proofErr w:type="gramStart"/>
-      <w:r>
-        <w:t>80</w:t>
-      </w:r>
-      <w:proofErr w:type="gramEnd"/>
-      <w:r>
-        <w:t>/443.</w:t>
-      </w:r>
-    </w:p>
-    <w:p>
-      <w:proofErr w:type="spellStart"/>
-      <w:r>
-        <w:t>Application_Name</w:t>
-      </w:r>
-      <w:proofErr w:type="spellEnd"/>
-      <w:r>
-        <w:t xml:space="preserve"> is your friendliest application name.</w:t>
-      </w:r>
-    </w:p>
-    <w:p>
-      <w:proofErr w:type="spellStart"/>
-      <w:r>
-        <w:t>Schema_filename</w:t>
-      </w:r>
-      <w:proofErr w:type="spellEnd"/>
-      <w:r>
-        <w:t xml:space="preserve"> says where your schema file lives.</w:t>
-      </w:r>
-    </w:p>
-    <w:p>
-      <w:proofErr w:type="spellStart"/>
-      <w:r>
-        <w:t>Database_Filename</w:t>
-      </w:r>
-      <w:proofErr w:type="spellEnd"/>
-      <w:r>
-        <w:t xml:space="preserve"> where you want the database file itself to </w:t>
-      </w:r>
-      <w:proofErr w:type="gramStart"/>
-      <w:r>
-        <w:t>live .</w:t>
-      </w:r>
-      <w:proofErr w:type="gramEnd"/>
-    </w:p>
-    <w:p>
-      <w:proofErr w:type="spellStart"/>
-      <w:r>
-        <w:t>Database_threads</w:t>
-      </w:r>
-      <w:proofErr w:type="spellEnd"/>
-      <w:r>
-        <w:t xml:space="preserve"> how many server </w:t>
-      </w:r>
-      <w:proofErr w:type="gramStart"/>
-      <w:r>
-        <w:t>threads to</w:t>
-      </w:r>
-      <w:proofErr w:type="gramEnd"/>
-      <w:r>
-        <w:t xml:space="preserve"> devote to corona.</w:t>
-      </w:r>
-    </w:p>
-    <w:p>
-      <w:proofErr w:type="spellStart"/>
-      <w:r>
-        <w:t>Sys_user_name</w:t>
-      </w:r>
-      <w:proofErr w:type="spellEnd"/>
-      <w:r>
-        <w:t xml:space="preserve"> and </w:t>
-      </w:r>
-      <w:proofErr w:type="spellStart"/>
-      <w:r>
-        <w:t>sys_user_password</w:t>
-      </w:r>
-      <w:proofErr w:type="spellEnd"/>
-      <w:r>
-        <w:t xml:space="preserve">, </w:t>
-      </w:r>
-      <w:proofErr w:type="spellStart"/>
-      <w:r>
-        <w:t>etc</w:t>
-      </w:r>
-      <w:proofErr w:type="spellEnd"/>
-      <w:r>
-        <w:t>, are all the SA stuff, so like, you’ll want to change all this</w:t>
-      </w:r>
-    </w:p>
-    <w:p/>
+        <w:t xml:space="preserve"> be specified, even if 80/443.</w:t>
+      </w:r>
+    </w:p>
+    <w:p>
+      <w:r>
+        <w:t>Note that, you must use NETSH to register your URL as above.</w:t>
+      </w:r>
+    </w:p>
+    <w:p>
+      <w:r>
+        <w:t xml:space="preserve">Generally, a url looks like </w:t>
+      </w:r>
+      <w:hyperlink r:id="rId13" w:history="1">
+        <w:r>
+          <w:rPr>
+            <w:rStyle w:val="Hyperlink"/>
+          </w:rPr>
+          <w:t>https://myrl.com:443/somepath</w:t>
+        </w:r>
+      </w:hyperlink>
+      <w:r>
+        <w:t xml:space="preserve">.  You would put that in config.json, then, as an administrator, </w:t>
+      </w:r>
+    </w:p>
+    <w:p>
+      <w:r>
+        <w:t>Application_Name is your friendliest application name.</w:t>
+      </w:r>
+    </w:p>
+    <w:p>
+      <w:r>
+        <w:t>Schema_filename says where your schema file lives.</w:t>
+      </w:r>
+    </w:p>
+    <w:p>
+      <w:r>
+        <w:t>Database_Filename where you want the database file itself to live .</w:t>
+      </w:r>
+    </w:p>
+    <w:p>
+      <w:r>
+        <w:t>Database_threads how many server threads to devote to corona.</w:t>
+      </w:r>
+    </w:p>
+    <w:p>
+      <w:r>
+        <w:t>Sys_user_name and sys_user_password, etc, are all the SA stuff, so like, you’ll want to change all this</w:t>
+      </w:r>
+    </w:p>
+    <w:p>
+      <w:r>
+        <w:t>You can also define SQL Server connection strings in there, and set up a schema to use a SQL Server table transparently within Revolution.</w:t>
+      </w:r>
+    </w:p>
     <w:p>
       <w:r>
         <w:rPr>
@@ -746,7 +715,7 @@
                     <pic:cNvPicPr/>
                   </pic:nvPicPr>
                   <pic:blipFill>
-                    <a:blip r:embed="rId13"/>
+                    <a:blip r:embed="rId14"/>
                     <a:stretch>
                       <a:fillRect/>
                     </a:stretch>
@@ -773,6 +742,7 @@
     <w:p/>
     <w:p>
       <w:r>
+        <w:lastRenderedPageBreak/>
         <w:br w:type="page"/>
       </w:r>
     </w:p>
@@ -782,17 +752,44 @@
       </w:pPr>
       <w:r>
         <w:lastRenderedPageBreak/>
-        <w:t>CONFIGURE SCHEMA</w:t>
-      </w:r>
-    </w:p>
-    <w:p>
-      <w:r>
-        <w:t>A Schema in Corona consists of class definitions, and data definitions. Schemas are named and stored in the database.</w:t>
-      </w:r>
-    </w:p>
-    <w:p>
-      <w:r>
-        <w:t>Changes to the Schema are applied immediately, even when Corona is running.</w:t>
+        <w:t>CUSTOMIZE YOUR REVOLUTION</w:t>
+      </w:r>
+    </w:p>
+    <w:p>
+      <w:r>
+        <w:t>Revolution</w:t>
+      </w:r>
+      <w:r>
+        <w:t xml:space="preserve"> </w:t>
+      </w:r>
+      <w:r>
+        <w:t xml:space="preserve">is driven by a schema that </w:t>
+      </w:r>
+      <w:r>
+        <w:t>consists of class definitions, and data definitions</w:t>
+      </w:r>
+      <w:r>
+        <w:t xml:space="preserve">, and validation rules.  </w:t>
+      </w:r>
+      <w:r>
+        <w:t>Schemas are named and stored in the database</w:t>
+      </w:r>
+      <w:r>
+        <w:t>, refreshing from changes in whatever other files a schema may reference.</w:t>
+      </w:r>
+    </w:p>
+    <w:p>
+      <w:r>
+        <w:t xml:space="preserve">You can vibe code Revolution.  </w:t>
+      </w:r>
+      <w:r>
+        <w:t xml:space="preserve">Changes to the Schema are applied immediately, even when </w:t>
+      </w:r>
+      <w:r>
+        <w:t>Revolution</w:t>
+      </w:r>
+      <w:r>
+        <w:t xml:space="preserve"> is running.</w:t>
       </w:r>
     </w:p>
     <w:p/>
@@ -817,7 +814,7 @@
                     <pic:cNvPicPr/>
                   </pic:nvPicPr>
                   <pic:blipFill>
-                    <a:blip r:embed="rId14"/>
+                    <a:blip r:embed="rId15"/>
                     <a:stretch>
                       <a:fillRect/>
                     </a:stretch>
@@ -857,6 +854,9 @@
     </w:p>
     <w:p>
       <w:r>
+        <w:rPr>
+          <w:noProof/>
+        </w:rPr>
         <w:drawing>
           <wp:inline distT="0" distB="0" distL="0" distR="0" wp14:anchorId="0F823557" wp14:editId="1145008F">
             <wp:extent cx="5943600" cy="3120390"/>
@@ -873,7 +873,7 @@
                     <pic:cNvPicPr/>
                   </pic:nvPicPr>
                   <pic:blipFill>
-                    <a:blip r:embed="rId15"/>
+                    <a:blip r:embed="rId16"/>
                     <a:stretch>
                       <a:fillRect/>
                     </a:stretch>
@@ -905,7 +905,10 @@
         <w:pStyle w:val="Heading1"/>
       </w:pPr>
       <w:r>
-        <w:t>LAUNCH CORONA</w:t>
+        <w:t xml:space="preserve">LAUNCH </w:t>
+      </w:r>
+      <w:r>
+        <w:t>REVOLUTION</w:t>
       </w:r>
     </w:p>
     <w:p>
@@ -925,7 +928,6 @@
           <w:bCs/>
         </w:rPr>
       </w:pPr>
-      <w:proofErr w:type="gramStart"/>
       <w:r>
         <w:rPr>
           <w:b/>
@@ -933,40 +935,24 @@
         </w:rPr>
         <w:t>./</w:t>
       </w:r>
-      <w:proofErr w:type="spellStart"/>
-      <w:proofErr w:type="gramEnd"/>
       <w:r>
         <w:rPr>
           <w:b/>
           <w:bCs/>
         </w:rPr>
-        <w:t>coronaserver</w:t>
-      </w:r>
-      <w:proofErr w:type="spellEnd"/>
+        <w:t>revolution</w:t>
+      </w:r>
       <w:r>
         <w:rPr>
           <w:b/>
           <w:bCs/>
         </w:rPr>
-        <w:t xml:space="preserve"> console</w:t>
-      </w:r>
-    </w:p>
-    <w:p>
-      <w:proofErr w:type="gramStart"/>
-      <w:r>
-        <w:t>End</w:t>
-      </w:r>
-      <w:proofErr w:type="gramEnd"/>
-      <w:r>
-        <w:t xml:space="preserve"> points appear in </w:t>
-      </w:r>
-      <w:proofErr w:type="gramStart"/>
-      <w:r>
-        <w:t>list</w:t>
-      </w:r>
-      <w:proofErr w:type="gramEnd"/>
-      <w:r>
-        <w:t>.</w:t>
+        <w:t>server console</w:t>
+      </w:r>
+    </w:p>
+    <w:p>
+      <w:r>
+        <w:t>End points appear in list.</w:t>
       </w:r>
     </w:p>
     <w:p/>
@@ -992,7 +978,7 @@
                     <pic:cNvPicPr/>
                   </pic:nvPicPr>
                   <pic:blipFill>
-                    <a:blip r:embed="rId16"/>
+                    <a:blip r:embed="rId17"/>
                     <a:stretch>
                       <a:fillRect/>
                     </a:stretch>
@@ -1042,12 +1028,27 @@
     </w:p>
     <w:p>
       <w:r>
-        <w:t>http://mightyware.com/insurance/test</w:t>
+        <w:t>http</w:t>
+      </w:r>
+      <w:r>
+        <w:t>s</w:t>
+      </w:r>
+      <w:r>
+        <w:t>://mightyware.com/</w:t>
+      </w:r>
+      <w:r>
+        <w:t>revolution</w:t>
+      </w:r>
+      <w:r>
+        <w:t>/test</w:t>
       </w:r>
     </w:p>
     <w:p/>
     <w:p>
       <w:r>
+        <w:rPr>
+          <w:noProof/>
+        </w:rPr>
         <w:drawing>
           <wp:inline distT="0" distB="0" distL="0" distR="0" wp14:anchorId="08AE6365" wp14:editId="47EE9B94">
             <wp:extent cx="5943600" cy="3120390"/>
@@ -1061,68 +1062,6 @@
                 <pic:pic xmlns:pic="http://schemas.openxmlformats.org/drawingml/2006/picture">
                   <pic:nvPicPr>
                     <pic:cNvPr id="1288023815" name="Picture 1" descr="A screenshot of a computer&#10;&#10;AI-generated content may be incorrect."/>
-                    <pic:cNvPicPr/>
-                  </pic:nvPicPr>
-                  <pic:blipFill>
-                    <a:blip r:embed="rId17"/>
-                    <a:stretch>
-                      <a:fillRect/>
-                    </a:stretch>
-                  </pic:blipFill>
-                  <pic:spPr>
-                    <a:xfrm>
-                      <a:off x="0" y="0"/>
-                      <a:ext cx="5943600" cy="3120390"/>
-                    </a:xfrm>
-                    <a:prstGeom prst="rect">
-                      <a:avLst/>
-                    </a:prstGeom>
-                  </pic:spPr>
-                </pic:pic>
-              </a:graphicData>
-            </a:graphic>
-          </wp:inline>
-        </w:drawing>
-      </w:r>
-    </w:p>
-    <w:p>
-      <w:r>
-        <w:br w:type="page"/>
-      </w:r>
-    </w:p>
-    <w:p>
-      <w:pPr>
-        <w:pStyle w:val="Heading1"/>
-      </w:pPr>
-      <w:r>
-        <w:lastRenderedPageBreak/>
-        <w:t>OPEN API CALL</w:t>
-      </w:r>
-    </w:p>
-    <w:p>
-      <w:r>
-        <w:t>http://mightyware.com/insurance/</w:t>
-      </w:r>
-      <w:r>
-        <w:t>describe</w:t>
-      </w:r>
-    </w:p>
-    <w:p/>
-    <w:p>
-      <w:r>
-        <w:drawing>
-          <wp:inline distT="0" distB="0" distL="0" distR="0" wp14:anchorId="672BF0B3" wp14:editId="1BBDF406">
-            <wp:extent cx="5943600" cy="3120390"/>
-            <wp:effectExtent l="0" t="0" r="0" b="3810"/>
-            <wp:docPr id="1758149958" name="Picture 1" descr="A screen shot of a computer&#10;&#10;AI-generated content may be incorrect."/>
-            <wp:cNvGraphicFramePr>
-              <a:graphicFrameLocks xmlns:a="http://schemas.openxmlformats.org/drawingml/2006/main" noChangeAspect="1"/>
-            </wp:cNvGraphicFramePr>
-            <a:graphic xmlns:a="http://schemas.openxmlformats.org/drawingml/2006/main">
-              <a:graphicData uri="http://schemas.openxmlformats.org/drawingml/2006/picture">
-                <pic:pic xmlns:pic="http://schemas.openxmlformats.org/drawingml/2006/picture">
-                  <pic:nvPicPr>
-                    <pic:cNvPr id="1758149958" name="Picture 1" descr="A screen shot of a computer&#10;&#10;AI-generated content may be incorrect."/>
                     <pic:cNvPicPr/>
                   </pic:nvPicPr>
                   <pic:blipFill>
@@ -1147,39 +1086,48 @@
         </w:drawing>
       </w:r>
     </w:p>
+    <w:p>
+      <w:r>
+        <w:br w:type="page"/>
+      </w:r>
+    </w:p>
+    <w:p>
+      <w:pPr>
+        <w:pStyle w:val="Heading1"/>
+      </w:pPr>
+      <w:r>
+        <w:lastRenderedPageBreak/>
+        <w:t>OPEN API CALL</w:t>
+      </w:r>
+    </w:p>
+    <w:p>
+      <w:r>
+        <w:t>http</w:t>
+      </w:r>
+      <w:r>
+        <w:t>s</w:t>
+      </w:r>
+      <w:r>
+        <w:t>://mightyware.com/</w:t>
+      </w:r>
+      <w:r>
+        <w:t>revolution</w:t>
+      </w:r>
+      <w:r>
+        <w:t>/describe</w:t>
+      </w:r>
+    </w:p>
     <w:p/>
     <w:p>
-      <w:pPr>
-        <w:pStyle w:val="Heading1"/>
-      </w:pPr>
-      <w:r>
-        <w:br w:type="page"/>
-      </w:r>
-      <w:r>
-        <w:lastRenderedPageBreak/>
-        <w:t>FIRE UP OPENAPI</w:t>
-      </w:r>
-    </w:p>
-    <w:p>
-      <w:r>
-        <w:t xml:space="preserve">You’ll give your </w:t>
-      </w:r>
-      <w:proofErr w:type="spellStart"/>
-      <w:r>
-        <w:t>url</w:t>
-      </w:r>
-      <w:proofErr w:type="spellEnd"/>
-      <w:r>
-        <w:t xml:space="preserve"> to open API to try this out.</w:t>
-      </w:r>
-    </w:p>
-    <w:p>
-      <w:r>
+      <w:r>
+        <w:rPr>
+          <w:noProof/>
+        </w:rPr>
         <w:drawing>
-          <wp:inline distT="0" distB="0" distL="0" distR="0" wp14:anchorId="6748A203" wp14:editId="47FB31A8">
+          <wp:inline distT="0" distB="0" distL="0" distR="0" wp14:anchorId="672BF0B3" wp14:editId="1BBDF406">
             <wp:extent cx="5943600" cy="3120390"/>
             <wp:effectExtent l="0" t="0" r="0" b="3810"/>
-            <wp:docPr id="1721362782" name="Picture 1" descr="A screenshot of a computer&#10;&#10;AI-generated content may be incorrect."/>
+            <wp:docPr id="1758149958" name="Picture 1" descr="A screen shot of a computer&#10;&#10;AI-generated content may be incorrect."/>
             <wp:cNvGraphicFramePr>
               <a:graphicFrameLocks xmlns:a="http://schemas.openxmlformats.org/drawingml/2006/main" noChangeAspect="1"/>
             </wp:cNvGraphicFramePr>
@@ -1187,7 +1135,7 @@
               <a:graphicData uri="http://schemas.openxmlformats.org/drawingml/2006/picture">
                 <pic:pic xmlns:pic="http://schemas.openxmlformats.org/drawingml/2006/picture">
                   <pic:nvPicPr>
-                    <pic:cNvPr id="1721362782" name="Picture 1" descr="A screenshot of a computer&#10;&#10;AI-generated content may be incorrect."/>
+                    <pic:cNvPr id="1758149958" name="Picture 1" descr="A screen shot of a computer&#10;&#10;AI-generated content may be incorrect."/>
                     <pic:cNvPicPr/>
                   </pic:nvPicPr>
                   <pic:blipFill>
@@ -1214,23 +1162,20 @@
     </w:p>
     <w:p/>
     <w:p>
+      <w:pPr>
+        <w:pStyle w:val="Heading1"/>
+      </w:pPr>
       <w:r>
         <w:br w:type="page"/>
       </w:r>
-    </w:p>
-    <w:p>
-      <w:pPr>
-        <w:pStyle w:val="Title"/>
-      </w:pPr>
       <w:r>
         <w:lastRenderedPageBreak/>
-        <w:t>THE POINT OF CORONA</w:t>
-      </w:r>
-    </w:p>
-    <w:p/>
-    <w:p>
-      <w:r>
-        <w:t>EDIT A NEW CLASS IN YOUR CORONA SCHEMA…</w:t>
+        <w:t>FIRE UP OPENAPI</w:t>
+      </w:r>
+    </w:p>
+    <w:p>
+      <w:r>
+        <w:t>You’ll give your url to open API to try this out.</w:t>
       </w:r>
     </w:p>
     <w:p>
@@ -1239,10 +1184,10 @@
           <w:noProof/>
         </w:rPr>
         <w:drawing>
-          <wp:inline distT="0" distB="0" distL="0" distR="0" wp14:anchorId="2CCA93EB" wp14:editId="35D7EEA0">
-            <wp:extent cx="2447925" cy="1376958"/>
-            <wp:effectExtent l="0" t="0" r="0" b="0"/>
-            <wp:docPr id="296704540" name="Picture 1" descr="A screenshot of a computer&#10;&#10;AI-generated content may be incorrect."/>
+          <wp:inline distT="0" distB="0" distL="0" distR="0" wp14:anchorId="6748A203" wp14:editId="47FB31A8">
+            <wp:extent cx="5943600" cy="3120390"/>
+            <wp:effectExtent l="0" t="0" r="0" b="3810"/>
+            <wp:docPr id="1721362782" name="Picture 1" descr="A screenshot of a computer&#10;&#10;AI-generated content may be incorrect."/>
             <wp:cNvGraphicFramePr>
               <a:graphicFrameLocks xmlns:a="http://schemas.openxmlformats.org/drawingml/2006/main" noChangeAspect="1"/>
             </wp:cNvGraphicFramePr>
@@ -1250,7 +1195,7 @@
               <a:graphicData uri="http://schemas.openxmlformats.org/drawingml/2006/picture">
                 <pic:pic xmlns:pic="http://schemas.openxmlformats.org/drawingml/2006/picture">
                   <pic:nvPicPr>
-                    <pic:cNvPr id="296704540" name="Picture 1" descr="A screenshot of a computer&#10;&#10;AI-generated content may be incorrect."/>
+                    <pic:cNvPr id="1721362782" name="Picture 1" descr="A screenshot of a computer&#10;&#10;AI-generated content may be incorrect."/>
                     <pic:cNvPicPr/>
                   </pic:nvPicPr>
                   <pic:blipFill>
@@ -1262,7 +1207,7 @@
                   <pic:spPr>
                     <a:xfrm>
                       <a:off x="0" y="0"/>
-                      <a:ext cx="2454776" cy="1380812"/>
+                      <a:ext cx="5943600" cy="3120390"/>
                     </a:xfrm>
                     <a:prstGeom prst="rect">
                       <a:avLst/>
@@ -1278,111 +1223,7 @@
     <w:p/>
     <w:p>
       <w:r>
-        <w:t xml:space="preserve">CORONA UPDATES THE DATABASE WITH THE CHANGED SCHEMA </w:t>
-      </w:r>
-    </w:p>
-    <w:p>
-      <w:r>
-        <w:rPr>
-          <w:noProof/>
-        </w:rPr>
-        <w:drawing>
-          <wp:inline distT="0" distB="0" distL="0" distR="0" wp14:anchorId="59A4D983" wp14:editId="3D4311FD">
-            <wp:extent cx="2523067" cy="1419225"/>
-            <wp:effectExtent l="0" t="0" r="0" b="0"/>
-            <wp:docPr id="1497172113" name="Picture 1" descr="A screenshot of a computer screen&#10;&#10;AI-generated content may be incorrect."/>
-            <wp:cNvGraphicFramePr>
-              <a:graphicFrameLocks xmlns:a="http://schemas.openxmlformats.org/drawingml/2006/main" noChangeAspect="1"/>
-            </wp:cNvGraphicFramePr>
-            <a:graphic xmlns:a="http://schemas.openxmlformats.org/drawingml/2006/main">
-              <a:graphicData uri="http://schemas.openxmlformats.org/drawingml/2006/picture">
-                <pic:pic xmlns:pic="http://schemas.openxmlformats.org/drawingml/2006/picture">
-                  <pic:nvPicPr>
-                    <pic:cNvPr id="1497172113" name="Picture 1" descr="A screenshot of a computer screen&#10;&#10;AI-generated content may be incorrect."/>
-                    <pic:cNvPicPr/>
-                  </pic:nvPicPr>
-                  <pic:blipFill>
-                    <a:blip r:embed="rId21"/>
-                    <a:stretch>
-                      <a:fillRect/>
-                    </a:stretch>
-                  </pic:blipFill>
-                  <pic:spPr>
-                    <a:xfrm>
-                      <a:off x="0" y="0"/>
-                      <a:ext cx="2538282" cy="1427784"/>
-                    </a:xfrm>
-                    <a:prstGeom prst="rect">
-                      <a:avLst/>
-                    </a:prstGeom>
-                  </pic:spPr>
-                </pic:pic>
-              </a:graphicData>
-            </a:graphic>
-          </wp:inline>
-        </w:drawing>
-      </w:r>
-      <w:r>
-        <w:br/>
-      </w:r>
-    </w:p>
-    <w:p>
-      <w:r>
-        <w:t xml:space="preserve">AND YOUR SERVICE STACK IS </w:t>
-      </w:r>
-      <w:r>
-        <w:rPr>
-          <w:i/>
-          <w:iCs/>
-        </w:rPr>
-        <w:t xml:space="preserve">DONE, </w:t>
-      </w:r>
-      <w:r>
-        <w:t>DATABASE, API, THE WHOLE THING.</w:t>
-      </w:r>
-    </w:p>
-    <w:p>
-      <w:r>
-        <w:t>DONE.</w:t>
-      </w:r>
-    </w:p>
-    <w:p>
-      <w:r>
-        <w:drawing>
-          <wp:inline distT="0" distB="0" distL="0" distR="0" wp14:anchorId="34803491" wp14:editId="4785D2FA">
-            <wp:extent cx="2509838" cy="1317665"/>
-            <wp:effectExtent l="0" t="0" r="5080" b="0"/>
-            <wp:docPr id="2105384507" name="Picture 1" descr="A screenshot of a computer&#10;&#10;AI-generated content may be incorrect."/>
-            <wp:cNvGraphicFramePr>
-              <a:graphicFrameLocks xmlns:a="http://schemas.openxmlformats.org/drawingml/2006/main" noChangeAspect="1"/>
-            </wp:cNvGraphicFramePr>
-            <a:graphic xmlns:a="http://schemas.openxmlformats.org/drawingml/2006/main">
-              <a:graphicData uri="http://schemas.openxmlformats.org/drawingml/2006/picture">
-                <pic:pic xmlns:pic="http://schemas.openxmlformats.org/drawingml/2006/picture">
-                  <pic:nvPicPr>
-                    <pic:cNvPr id="2105384507" name="Picture 1" descr="A screenshot of a computer&#10;&#10;AI-generated content may be incorrect."/>
-                    <pic:cNvPicPr/>
-                  </pic:nvPicPr>
-                  <pic:blipFill>
-                    <a:blip r:embed="rId22"/>
-                    <a:stretch>
-                      <a:fillRect/>
-                    </a:stretch>
-                  </pic:blipFill>
-                  <pic:spPr>
-                    <a:xfrm>
-                      <a:off x="0" y="0"/>
-                      <a:ext cx="2524380" cy="1325299"/>
-                    </a:xfrm>
-                    <a:prstGeom prst="rect">
-                      <a:avLst/>
-                    </a:prstGeom>
-                  </pic:spPr>
-                </pic:pic>
-              </a:graphicData>
-            </a:graphic>
-          </wp:inline>
-        </w:drawing>
+        <w:br w:type="page"/>
       </w:r>
     </w:p>
     <w:sectPr>
